--- a/public/files/CVs/Resume.docx
+++ b/public/files/CVs/Resume.docx
@@ -74,7 +74,7 @@
           <w:iCs/>
           <w:color w:val="555555"/>
         </w:rPr>
-        <w:t>June 2026</w:t>
+        <w:t>July 2026</w:t>
       </w:r>
     </w:p>
     <w:p>
@@ -95,7 +95,7 @@
         <w:jc w:val="both"/>
       </w:pPr>
       <w:r>
-        <w:t>I am a network and systems engineer with over four years of hands-on experience designing, implementing, and supporting complex IT infrastructures across a diverse client base, from K-12 school districts to large private-sector organizations. I am writing to express my interest in network and IT engineering opportunities where I can apply my technical depth, client-facing experience, and passion for building reliable, secure infrastructure.</w:t>
+        <w:t>I am a network and systems engineer with over four years of hands-on experience designing, implementing, and supporting complex IT infrastructures across a diverse client base, from K-12 school districts to large private-sector organizations. I am writing to express my interest in senior network engineering opportunities where I can apply my technical depth, client-facing experience, and track record of owning technical delivery end to end.</w:t>
       </w:r>
     </w:p>
     <w:p>
@@ -166,7 +166,7 @@
       <w:pPr>
         <w:sectPr>
           <w:pgSz w:w="12240" w:h="15840"/>
-          <w:pgMar w:top="1260" w:right="1260" w:bottom="1260" w:left="1260" w:header="708" w:footer="708" w:gutter="0"/>
+          <w:pgMar w:top="720" w:right="720" w:bottom="720" w:left="720" w:header="708" w:footer="708" w:gutter="0"/>
           <w:cols w:space="720"/>
           <w:docGrid w:linePitch="360"/>
         </w:sectPr>
@@ -260,7 +260,7 @@
         <w:jc w:val="both"/>
       </w:pPr>
       <w:r>
-        <w:t>Network and systems engineer with 4+ years of experience architecting, deploying, and supporting enterprise IT infrastructure across a managed services environment. Proven ability to manage multi-vendor campus network designs, implement layered security solutions, and lead technical escalations across diverse client environments. Skilled in PKI and certificate lifecycle management, 802.1X/EAP access control, infrastructure automation via Python and Ansible, and virtualization platforms. Holds multiple active certifications across Fortinet, Aruba, Juniper, and CompTIA product lines.</w:t>
+        <w:t>Network and systems engineer with 4+ years of experience owning the design, implementation, and support of enterprise IT infrastructure across 75+ managed client environments, from K-12 districts with thousands of endpoints to mid-market enterprises. Lead escalation engineer for complex routing, switching, wireless, and firewall issues, with deep FortiGate NGFW expertise complemented by multi-vendor campus networking across Aruba, Cisco, and Juniper Mist. Skilled in PKI and certificate lifecycle management, 802.1X/EAP access control, and infrastructure automation with Python and Ansible. Holds multiple active certifications across Fortinet, Aruba, Juniper, and CompTIA product lines, and maintains a production-grade personal lab (Proxmox, BGP EVPN/VXLAN, NetBox, Terraform) documented at NateBent.com.</w:t>
       </w:r>
     </w:p>
     <w:p>
@@ -524,62 +524,6 @@
           </w:p>
         </w:tc>
       </w:tr>
-      <w:tr>
-        <w:tc>
-          <w:tcPr>
-            <w:tcW w:w="5040" w:type="dxa"/>
-            <w:tcMar>
-              <w:top w:w="50" w:type="dxa"/>
-              <w:left w:w="0" w:type="dxa"/>
-              <w:bottom w:w="50" w:type="dxa"/>
-              <w:right w:w="220" w:type="dxa"/>
-            </w:tcMar>
-          </w:tcPr>
-          <w:p>
-            <w:pPr>
-              <w:ind w:left="220" w:hanging="220"/>
-            </w:pPr>
-            <w:r>
-              <w:rPr>
-                <w:b/>
-                <w:bCs/>
-                <w:color w:val="2E6DA4"/>
-              </w:rPr>
-              <w:t xml:space="preserve">✓  </w:t>
-            </w:r>
-            <w:r>
-              <w:t>CompTIA Security+</w:t>
-            </w:r>
-          </w:p>
-        </w:tc>
-        <w:tc>
-          <w:tcPr>
-            <w:tcW w:w="5040" w:type="dxa"/>
-            <w:tcMar>
-              <w:top w:w="50" w:type="dxa"/>
-              <w:left w:w="0" w:type="dxa"/>
-              <w:bottom w:w="50" w:type="dxa"/>
-              <w:right w:w="220" w:type="dxa"/>
-            </w:tcMar>
-          </w:tcPr>
-          <w:p>
-            <w:pPr>
-              <w:ind w:left="220" w:hanging="220"/>
-            </w:pPr>
-            <w:r>
-              <w:rPr>
-                <w:b/>
-                <w:bCs/>
-                <w:color w:val="2E6DA4"/>
-              </w:rPr>
-              <w:t xml:space="preserve">✓  </w:t>
-            </w:r>
-            <w:r>
-              <w:t>Amazon Web Services - Cloud Practitioner</w:t>
-            </w:r>
-          </w:p>
-        </w:tc>
-      </w:tr>
     </w:tbl>
     <w:p>
       <w:pPr>
@@ -639,45 +583,26 @@
           <w:bCs/>
           <w:color w:val="555555"/>
         </w:rPr>
-        <w:t>Firewall &amp; Network Security</w:t>
-      </w:r>
-      <w:proofErr w:type="gramStart"/>
+        <w:t xml:space="preserve">Firewall &amp; Network Security:  </w:t>
+      </w:r>
+      <w:r>
+        <w:t>NGFW policy architecture and lifecycle management, threat protection (IPS, application control, web and DNS filtering, SSL deep inspection), IPsec site-to-site and SSL/remote-access VPN (FortiClient/FortiEMS), SD-WAN, HA clustering, and centralized management via FortiManager.</w:t>
+      </w:r>
+    </w:p>
+    <w:p>
+      <w:pPr>
+        <w:spacing w:before="20" w:after="20"/>
+      </w:pPr>
       <w:r>
         <w:rPr>
           <w:b/>
           <w:bCs/>
           <w:color w:val="555555"/>
         </w:rPr>
-        <w:t xml:space="preserve">:  </w:t>
-      </w:r>
-      <w:r>
-        <w:t>NGFW</w:t>
-      </w:r>
-      <w:proofErr w:type="gramEnd"/>
-      <w:r>
-        <w:t xml:space="preserve"> policy architecture and lifecycle management, threat protection (IPS, application control, web and DNS filtering, SSL deep inspection), IPsec site-to-site and SSL/remote-access VPN (FortiClient/</w:t>
-      </w:r>
-      <w:proofErr w:type="spellStart"/>
-      <w:r>
-        <w:t>FortiEMS</w:t>
-      </w:r>
-      <w:proofErr w:type="spellEnd"/>
-      <w:r>
-        <w:t>),</w:t>
-      </w:r>
-      <w:r>
-        <w:t xml:space="preserve"> </w:t>
-      </w:r>
-      <w:r>
-        <w:t xml:space="preserve">SD-WAN, HA clustering, and centralized management via </w:t>
-      </w:r>
-      <w:proofErr w:type="spellStart"/>
-      <w:r>
-        <w:t>FortiManager</w:t>
-      </w:r>
-      <w:proofErr w:type="spellEnd"/>
-      <w:r>
-        <w:t>.</w:t>
+        <w:t xml:space="preserve">Wireless:  </w:t>
+      </w:r>
+      <w:r>
+        <w:t>Enterprise WLAN design, large-scale AP deployment and migration, cloud-managed and controller-based architectures</w:t>
       </w:r>
     </w:p>
     <w:p>
@@ -690,10 +615,87 @@
           <w:bCs/>
           <w:color w:val="555555"/>
         </w:rPr>
+        <w:t xml:space="preserve">Access Control &amp; PKI:  </w:t>
+      </w:r>
+      <w:r>
+        <w:t>802.1X/EAP (PEAP, EAP-TLS), RADIUS NAC, SIEM / log analytics, PKI/CA hierarchy design, certificate lifecycle management, SCEP/NDES, OCSP, security incident response</w:t>
+      </w:r>
+    </w:p>
+    <w:p>
+      <w:pPr>
+        <w:spacing w:before="20" w:after="20"/>
+      </w:pPr>
+      <w:r>
+        <w:rPr>
+          <w:b/>
+          <w:bCs/>
+          <w:color w:val="555555"/>
+        </w:rPr>
+        <w:t xml:space="preserve">Automation &amp; Scripting:  </w:t>
+      </w:r>
+      <w:r>
+        <w:t>Python, Ansible, Bash, PowerShell; API integrations, configuration management, infrastructure tooling</w:t>
+      </w:r>
+    </w:p>
+    <w:p>
+      <w:pPr>
+        <w:spacing w:before="100" w:after="30"/>
+      </w:pPr>
+      <w:r>
+        <w:rPr>
+          <w:b/>
+          <w:bCs/>
+          <w:color w:val="1B3A5C"/>
+        </w:rPr>
+        <w:t>Vendors &amp; Platforms</w:t>
+      </w:r>
+    </w:p>
+    <w:p>
+      <w:pPr>
+        <w:spacing w:before="20" w:after="20"/>
+      </w:pPr>
+      <w:r>
+        <w:rPr>
+          <w:b/>
+          <w:bCs/>
+          <w:color w:val="555555"/>
+        </w:rPr>
+        <w:t xml:space="preserve">Networking:  </w:t>
+      </w:r>
+      <w:r>
+        <w:t>Cisco (IOS/IOS-XE), Aruba (AOS-S, AOS-CX), Fortinet (FortiGate, FortiManager), Juniper Mist</w:t>
+      </w:r>
+    </w:p>
+    <w:p>
+      <w:pPr>
+        <w:spacing w:before="20" w:after="20"/>
+      </w:pPr>
+      <w:r>
+        <w:rPr>
+          <w:b/>
+          <w:bCs/>
+          <w:color w:val="555555"/>
+        </w:rPr>
+        <w:t xml:space="preserve">Security:  </w:t>
+      </w:r>
+      <w:r>
+        <w:t>Fortinet FortiGate NGFW, FortiClient/FortiEMS, Aruba ClearPass</w:t>
+      </w:r>
+    </w:p>
+    <w:p>
+      <w:pPr>
+        <w:spacing w:before="20" w:after="20"/>
+      </w:pPr>
+      <w:r>
+        <w:rPr>
+          <w:b/>
+          <w:bCs/>
+          <w:color w:val="555555"/>
+        </w:rPr>
         <w:t xml:space="preserve">Wireless:  </w:t>
       </w:r>
       <w:r>
-        <w:t>Enterprise WLAN design, large-scale AP deployment and migration, cloud-managed and controller-based architectures</w:t>
+        <w:t>Aruba Central, Aruba AOS 8 (Mobility Conductor/Gateway), Juniper Mist AI</w:t>
       </w:r>
     </w:p>
     <w:p>
@@ -706,200 +708,10 @@
           <w:bCs/>
           <w:color w:val="555555"/>
         </w:rPr>
-        <w:t xml:space="preserve">Access Control &amp; PKI:  </w:t>
-      </w:r>
-      <w:r>
-        <w:t>802.1X/EAP (PEAP, EAP-TLS), RADIUS NAC, SIEM / log analytics, PKI/CA hierarchy design, certificate lifecycle management, SCEP/NDES, OCSP, security incident response</w:t>
-      </w:r>
-    </w:p>
-    <w:p>
-      <w:pPr>
-        <w:spacing w:before="20" w:after="20"/>
-      </w:pPr>
-      <w:r>
-        <w:rPr>
-          <w:b/>
-          <w:bCs/>
-          <w:color w:val="555555"/>
-        </w:rPr>
-        <w:t>Automation &amp; Scripting</w:t>
-      </w:r>
-      <w:proofErr w:type="gramStart"/>
-      <w:r>
-        <w:rPr>
-          <w:b/>
-          <w:bCs/>
-          <w:color w:val="555555"/>
-        </w:rPr>
-        <w:t xml:space="preserve">:  </w:t>
-      </w:r>
-      <w:r>
-        <w:t>Python</w:t>
-      </w:r>
-      <w:proofErr w:type="gramEnd"/>
-      <w:r>
-        <w:t>, Ansible, Bash, PowerShell; API integrations, configuration management, infrastructure tooling</w:t>
-      </w:r>
-    </w:p>
-    <w:p>
-      <w:pPr>
-        <w:spacing w:before="100" w:after="30"/>
-      </w:pPr>
-      <w:r>
-        <w:rPr>
-          <w:b/>
-          <w:bCs/>
-          <w:color w:val="1B3A5C"/>
-        </w:rPr>
-        <w:t>Vendors &amp; Platforms</w:t>
-      </w:r>
-    </w:p>
-    <w:p>
-      <w:pPr>
-        <w:spacing w:before="20" w:after="20"/>
-      </w:pPr>
-      <w:r>
-        <w:rPr>
-          <w:b/>
-          <w:bCs/>
-          <w:color w:val="555555"/>
-        </w:rPr>
-        <w:t>Networking</w:t>
-      </w:r>
-      <w:proofErr w:type="gramStart"/>
-      <w:r>
-        <w:rPr>
-          <w:b/>
-          <w:bCs/>
-          <w:color w:val="555555"/>
-        </w:rPr>
-        <w:t xml:space="preserve">:  </w:t>
-      </w:r>
-      <w:r>
-        <w:t>Cisco</w:t>
-      </w:r>
-      <w:proofErr w:type="gramEnd"/>
-      <w:r>
-        <w:t xml:space="preserve"> (IOS/IOS-XE), Aruba (AOS-S, AOS-CX), Fortinet (FortiGate, </w:t>
-      </w:r>
-      <w:proofErr w:type="spellStart"/>
-      <w:r>
-        <w:t>FortiManager</w:t>
-      </w:r>
-      <w:proofErr w:type="spellEnd"/>
-      <w:r>
-        <w:t>), Juniper Mist</w:t>
-      </w:r>
-    </w:p>
-    <w:p>
-      <w:pPr>
-        <w:spacing w:before="20" w:after="20"/>
-      </w:pPr>
-      <w:r>
-        <w:rPr>
-          <w:b/>
-          <w:bCs/>
-          <w:color w:val="555555"/>
-        </w:rPr>
-        <w:t>Security</w:t>
-      </w:r>
-      <w:proofErr w:type="gramStart"/>
-      <w:r>
-        <w:rPr>
-          <w:b/>
-          <w:bCs/>
-          <w:color w:val="555555"/>
-        </w:rPr>
-        <w:t xml:space="preserve">:  </w:t>
-      </w:r>
-      <w:r>
-        <w:t>Fortinet</w:t>
-      </w:r>
-      <w:proofErr w:type="gramEnd"/>
-      <w:r>
-        <w:t xml:space="preserve"> FortiGate NGFW, FortiClient/</w:t>
-      </w:r>
-      <w:proofErr w:type="spellStart"/>
-      <w:r>
-        <w:t>FortiEMS</w:t>
-      </w:r>
-      <w:proofErr w:type="spellEnd"/>
-      <w:r>
-        <w:t>, Aruba ClearPass</w:t>
-      </w:r>
-    </w:p>
-    <w:p>
-      <w:pPr>
-        <w:spacing w:before="20" w:after="20"/>
-      </w:pPr>
-      <w:r>
-        <w:rPr>
-          <w:b/>
-          <w:bCs/>
-          <w:color w:val="555555"/>
-        </w:rPr>
-        <w:t>Wireless</w:t>
-      </w:r>
-      <w:proofErr w:type="gramStart"/>
-      <w:r>
-        <w:rPr>
-          <w:b/>
-          <w:bCs/>
-          <w:color w:val="555555"/>
-        </w:rPr>
-        <w:t xml:space="preserve">:  </w:t>
-      </w:r>
-      <w:r>
-        <w:t>Aruba</w:t>
-      </w:r>
-      <w:proofErr w:type="gramEnd"/>
-      <w:r>
-        <w:t xml:space="preserve"> Central, Aruba AOS 8 (Mobility Conductor/Gateway), Juniper Mist AI</w:t>
-      </w:r>
-    </w:p>
-    <w:p>
-      <w:pPr>
-        <w:spacing w:before="20" w:after="20"/>
-      </w:pPr>
-      <w:r>
-        <w:rPr>
-          <w:b/>
-          <w:bCs/>
-          <w:color w:val="555555"/>
-        </w:rPr>
-        <w:t>Virtualization</w:t>
-      </w:r>
-      <w:proofErr w:type="gramStart"/>
-      <w:r>
-        <w:rPr>
-          <w:b/>
-          <w:bCs/>
-          <w:color w:val="555555"/>
-        </w:rPr>
-        <w:t xml:space="preserve">:  </w:t>
-      </w:r>
-      <w:r>
-        <w:t>Microsoft</w:t>
-      </w:r>
-      <w:proofErr w:type="gramEnd"/>
-      <w:r>
-        <w:t xml:space="preserve"> Hyper-V, VMware </w:t>
-      </w:r>
-      <w:proofErr w:type="spellStart"/>
-      <w:r>
-        <w:t>ESXi</w:t>
-      </w:r>
-      <w:proofErr w:type="spellEnd"/>
-      <w:r>
-        <w:t xml:space="preserve">, </w:t>
-      </w:r>
-      <w:proofErr w:type="spellStart"/>
-      <w:r>
-        <w:t>Proxmox</w:t>
-      </w:r>
-      <w:proofErr w:type="spellEnd"/>
-      <w:r>
-        <w:t xml:space="preserve"> VE</w:t>
+        <w:t xml:space="preserve">Virtualization:  </w:t>
+      </w:r>
+      <w:r>
+        <w:t>Microsoft Hyper-V, VMware ESXi, Proxmox VE</w:t>
       </w:r>
     </w:p>
     <w:p>
